--- a/History/chapters/13 - The Allegedly Dark Ages.docx
+++ b/History/chapters/13 - The Allegedly Dark Ages.docx
@@ -26,23 +26,7 @@
         <w:spacing w:after="200"/>
       </w:pPr>
       <w:r>
-        <w:t xml:space="preserve">After the fall of Rome, Europe fragmented into smaller kingdoms.</w:t>
-      </w:r>
-    </w:p>
-    <w:p>
-      <w:pPr>
-        <w:spacing w:after="200"/>
-      </w:pPr>
-      <w:r>
-        <w:t xml:space="preserve">Humans later called this period the Dark Ages.</w:t>
-      </w:r>
-    </w:p>
-    <w:p>
-      <w:pPr>
-        <w:spacing w:after="200"/>
-      </w:pPr>
-      <w:r>
-        <w:t xml:space="preserve">The dolphins found this suspicious.</w:t>
+        <w:t xml:space="preserve">After the fall of Rome, Western Europe fragmented into smaller, poorer, and considerably more quarrelsome kingdoms, and humans later gave the centuries that followed a name that has stuck for longer than it deserves to: the Dark Ages. Dolphin historians found the label suspicious from the moment they first heard it, on the reasonable grounds that a period does not go dark just because the paperwork does.</w:t>
       </w:r>
     </w:p>
     <w:p>
@@ -54,79 +38,31 @@
           <w:i/>
           <w:iCs/>
         </w:rPr>
-        <w:t xml:space="preserve">“Was it truly dark, or were the humans simply missing paperwork?”</w:t>
-      </w:r>
-    </w:p>
-    <w:p>
-      <w:pPr>
-        <w:spacing w:after="200"/>
-      </w:pPr>
-      <w:r>
-        <w:t xml:space="preserve">There were fewer records than during the Roman Empire, and many cities shrank. Trade became less extensive in some regions.</w:t>
-      </w:r>
-    </w:p>
-    <w:p>
-      <w:pPr>
-        <w:spacing w:after="200"/>
-      </w:pPr>
-      <w:r>
-        <w:t xml:space="preserve">Yet elsewhere, life continued.</w:t>
-      </w:r>
-    </w:p>
-    <w:p>
-      <w:pPr>
-        <w:spacing w:after="200"/>
-      </w:pPr>
-      <w:r>
-        <w:t xml:space="preserve">In Constantinople, emperors governed.</w:t>
-      </w:r>
-    </w:p>
-    <w:p>
-      <w:pPr>
-        <w:spacing w:after="200"/>
-      </w:pPr>
-      <w:r>
-        <w:t xml:space="preserve">In Baghdad, scholars studied mathematics and astronomy.</w:t>
-      </w:r>
-    </w:p>
-    <w:p>
-      <w:pPr>
-        <w:spacing w:after="200"/>
-      </w:pPr>
-      <w:r>
-        <w:t xml:space="preserve">Baghdad's House of Wisdom deserves a name, not just a mention. Al-Khwarizmi worked there in the 9th century and left behind two words still in daily use: algebra, from the title of his book on solving equations, and algorithm, a Latinized version of his own name. Humans, it should be noted, named a basic unit of modern computing after a mathematician from the middle of their allegedly dark age.</w:t>
-      </w:r>
-    </w:p>
-    <w:p>
-      <w:pPr>
-        <w:spacing w:after="200"/>
-      </w:pPr>
-      <w:r>
-        <w:t xml:space="preserve">Constantinople alone should have made the label harder to sustain. The emperor Justinian, ruling from 527 to 565, commissioned a systematic compilation of Roman law, the Corpus Juris Civilis, that went on to shape European legal systems for the next fifteen hundred years, and built the Hagia Sophia, completed in 537, whose vast dome remained the largest enclosed interior space anywhere on Earth for the better part of a thousand years.</w:t>
-      </w:r>
-    </w:p>
-    <w:p>
-      <w:pPr>
-        <w:spacing w:after="200"/>
-      </w:pPr>
-      <w:r>
-        <w:t xml:space="preserve">In India and China, civilizations flourished.</w:t>
-      </w:r>
-    </w:p>
-    <w:p>
-      <w:pPr>
-        <w:spacing w:after="200"/>
-      </w:pPr>
-      <w:r>
-        <w:t xml:space="preserve">The label itself has a specific culprit and a much narrower original meaning than students are usually given. The 14th-century Italian poet Petrarch coined it first, and applied it only to what he saw as the loss of classical Latin literary style in the centuries after Rome, not to the era's politics, religion, or science, and not at all to Byzantium, the Islamic world, India, or China, none of which he was thinking about.</w:t>
-      </w:r>
-    </w:p>
-    <w:p>
-      <w:pPr>
-        <w:spacing w:after="200"/>
-      </w:pPr>
-      <w:r>
-        <w:t xml:space="preserve">The dolphins concluded:</w:t>
+        <w:t xml:space="preserve">“Was it truly dark,” the Society asked, “or were the humans simply missing paperwork?”</w:t>
+      </w:r>
+    </w:p>
+    <w:p>
+      <w:pPr>
+        <w:spacing w:after="200"/>
+      </w:pPr>
+      <w:r>
+        <w:t xml:space="preserve">The honest answer is a little of both. There were, in the former western half of the Roman Empire specifically, fewer surviving written records than during Rome's height, many cities shrank, and long-distance trade contracted in some regions. But the label was never meant to describe the whole planet, or even the whole of Europe, and treating it as though it did is where the myth gets its legs.</w:t>
+      </w:r>
+    </w:p>
+    <w:p>
+      <w:pPr>
+        <w:spacing w:after="200"/>
+      </w:pPr>
+      <w:r>
+        <w:t xml:space="preserve">Constantinople alone should have made the label harder to sustain. The Byzantine emperor Justinian, ruling from 527 to 565, commissioned a systematic compilation of Roman law, the Corpus Juris Civilis, that went on to shape European legal systems for the next fifteen hundred years, and built the Hagia Sophia, completed in 537, whose vast dome remained the largest enclosed interior space anywhere on Earth for the better part of a thousand years. In Baghdad, scholars at the House of Wisdom were doing work that deserves a name, not just a mention: al-Khwarizmi worked there in the 9th century and left behind two words still in daily use, algebra, from the title of his book on solving equations, and algorithm, a Latinized version of his own name. Humans, it should be noted, named a basic unit of modern computing after a mathematician from the middle of their allegedly dark age. Meanwhile India and China continued as thriving, literate, mathematically and artistically productive civilizations that never noticed they were supposed to be participating in anyone else's dark age at all.</w:t>
+      </w:r>
+    </w:p>
+    <w:p>
+      <w:pPr>
+        <w:spacing w:after="200"/>
+      </w:pPr>
+      <w:r>
+        <w:t xml:space="preserve">The label itself has a specific culprit and a much narrower original meaning than students are usually given. The 14th-century Italian poet Petrarch coined it first, and applied it only to what he saw as the loss of classical Latin literary style in the centuries after Rome, not to the era's politics, religion, or science, and not at all to Byzantium, the Islamic world, India, or China, none of which he was thinking about. A phrase invented to describe a decline in one man's preferred prose style went on, several centuries later, to describe an entire hemisphere for a thousand years.</w:t>
       </w:r>
     </w:p>
     <w:p>
@@ -138,23 +74,15 @@
           <w:i/>
           <w:iCs/>
         </w:rPr>
-        <w:t xml:space="preserve">“The oceans did not notice any darkness.”</w:t>
-      </w:r>
-    </w:p>
-    <w:p>
-      <w:pPr>
-        <w:spacing w:after="200"/>
-      </w:pPr>
-      <w:r>
-        <w:t xml:space="preserve">Nor was Europe standing still. Kingdoms formed, trade expanded, farming improved with the heavy plow, the water mill, and the horse collar, and, a little later, universities appeared.</w:t>
-      </w:r>
-    </w:p>
-    <w:p>
-      <w:pPr>
-        <w:spacing w:after="200"/>
-      </w:pPr>
-      <w:r>
-        <w:t xml:space="preserve">Charlemagne, crowned Holy Roman Emperor in Rome on Christmas Day, 800 CE, gathered scholars from across Europe at his court, the Englishman Alcuin of York chief among them, and standardized a new, clearer handwriting, Carolingian minuscule, whose rounded lowercase letters are the direct ancestors of the ones printed on this page. Charlemagne himself, by his own biographer's account, kept writing tablets under his pillow to practice his letters and never fully mastered the skill.</w:t>
+        <w:t xml:space="preserve">“The oceans,” the dolphins concluded, “did not notice any darkness.”</w:t>
+      </w:r>
+    </w:p>
+    <w:p>
+      <w:pPr>
+        <w:spacing w:after="200"/>
+      </w:pPr>
+      <w:r>
+        <w:t xml:space="preserve">Nor was even Western Europe standing still through this period. Kingdoms formed and reformed, trade slowly expanded again, farming improved with the heavy plow, the water mill, and the horse collar, and, a little later, the first universities appeared. Charlemagne, crowned Holy Roman Emperor in Rome on Christmas Day, 800 CE, gathered scholars from across Europe at his court, the Englishman Alcuin of York chief among them, and standardized a new, clearer handwriting, Carolingian minuscule, whose rounded lowercase letters are the direct ancestors of the ones printed on this page. Charlemagne himself, by his own biographer's account, kept writing tablets under his pillow to practice his letters and never fully mastered the skill.</w:t>
       </w:r>
     </w:p>
     <w:p>
@@ -174,31 +102,7 @@
         <w:spacing w:after="200"/>
       </w:pPr>
       <w:r>
-        <w:t xml:space="preserve">The disruption was not entirely a matter of missing paperwork, either. Norse raiders sacked the monastery at Lindisfarne, off the English coast, in 793 CE, a single attack Christian Europe treated for a generation afterward as a sign the world had turned hostile, and Viking raids and settlement continued for the better part of three centuries.</w:t>
-      </w:r>
-    </w:p>
-    <w:p>
-      <w:pPr>
-        <w:spacing w:after="200"/>
-      </w:pPr>
-      <w:r>
-        <w:t xml:space="preserve">One popular idea about the period is worth correcting directly, since it runs exactly backward. Educated medieval Europeans did not believe the world was flat. The Earth's sphericity, established by Greek astronomers centuries earlier, was standard teaching in medieval universities and never seriously disputed by anyone with an education to lose. The flat-earth myth about the era was largely manufactured in the 19th century, not least by Washington Irving's mostly invented 1828 biography of Columbus, which put a fictional flat-earth argument into the mouths of scholars who had never made one.</w:t>
-      </w:r>
-    </w:p>
-    <w:p>
-      <w:pPr>
-        <w:spacing w:after="200"/>
-      </w:pPr>
-      <w:r>
-        <w:t xml:space="preserve">Humans were, however, still deeply committed to warfare. Castles appeared.</w:t>
-      </w:r>
-    </w:p>
-    <w:p>
-      <w:pPr>
-        <w:spacing w:after="200"/>
-      </w:pPr>
-      <w:r>
-        <w:t xml:space="preserve">The dolphins were confused.</w:t>
+        <w:t xml:space="preserve">The disruption was not entirely a matter of missing paperwork, either. Norse raiders sacked the monastery at Lindisfarne, off the English coast, in 793 CE, a single attack Christian Europe treated for a generation afterward as a sign the world had turned hostile, and Viking raids and settlement continued for the better part of three centuries. Humans, for all the quiet scholarship happening in Baghdad and Constantinople, remained deeply committed to warfare closer to home, and castles rose across the continent as the preferred answer to a dispute. The dolphins found this puzzling.</w:t>
       </w:r>
     </w:p>
     <w:p>
@@ -218,31 +122,15 @@
         <w:spacing w:after="200"/>
       </w:pPr>
       <w:r>
-        <w:t xml:space="preserve">Centuries later, some humans became so dissatisfied with the traditional story that they proposed radical alternatives.</w:t>
-      </w:r>
-    </w:p>
-    <w:p>
-      <w:pPr>
-        <w:spacing w:after="200"/>
-      </w:pPr>
-      <w:r>
-        <w:t xml:space="preserve">One mathematician, Anatoly Fomenko, argued that large parts of ancient history had been misdated and that the timeline was wrong. He suggested that many events thought to belong to antiquity actually occurred much later.</w:t>
-      </w:r>
-    </w:p>
-    <w:p>
-      <w:pPr>
-        <w:spacing w:after="200"/>
-      </w:pPr>
-      <w:r>
-        <w:t xml:space="preserve">Most historians rejected this idea and pointed to archaeological evidence, written records, radiocarbon dating, and other methods that support the conventional timeline.</w:t>
-      </w:r>
-    </w:p>
-    <w:p>
-      <w:pPr>
-        <w:spacing w:after="200"/>
-      </w:pPr>
-      <w:r>
-        <w:t xml:space="preserve">The dolphins regarded the dispute with amusement.</w:t>
+        <w:t xml:space="preserve">One popular idea about the period is worth correcting directly, since it runs exactly backward. Educated medieval Europeans did not believe the world was flat. The Earth's sphericity, established by Greek astronomers centuries earlier, was standard teaching in medieval universities and never seriously disputed by anyone with an education to lose. The flat-earth myth about the era was largely manufactured in the 19th century, not least by Washington Irving's mostly invented 1828 biography of Columbus, which put a fictional flat-earth argument into the mouths of scholars who had never made one.</w:t>
+      </w:r>
+    </w:p>
+    <w:p>
+      <w:pPr>
+        <w:spacing w:after="200"/>
+      </w:pPr>
+      <w:r>
+        <w:t xml:space="preserve">Centuries later, a small number of humans became so dissatisfied with the conventional timeline that they proposed replacing it outright. The mathematician Anatoly Fomenko argued that large stretches of ancient and medieval history had been misdated, and that many events historians place in antiquity actually happened centuries later than believed. Most historians rejected the idea, pointing to archaeological stratigraphy, independent written records from multiple civilizations, radiocarbon dating, and dendrochronology, all of which converge on the conventional dates far too consistently to be the result of a shared, centuries-long clerical error.</w:t>
       </w:r>
     </w:p>
     <w:p>
@@ -254,15 +142,15 @@
           <w:i/>
           <w:iCs/>
         </w:rPr>
-        <w:t xml:space="preserve">“Human historians were arguing not merely about what happened, but about when it happened.”</w:t>
-      </w:r>
-    </w:p>
-    <w:p>
-      <w:pPr>
-        <w:spacing w:after="200"/>
-      </w:pPr>
-      <w:r>
-        <w:t xml:space="preserve">After studying both sides, the International Dolphin Historical Society reached its own verdict.</w:t>
+        <w:t xml:space="preserve">“Human historians,” the dolphins observed, with evident amusement, “were arguing not merely about what happened, but about when it happened.”</w:t>
+      </w:r>
+    </w:p>
+    <w:p>
+      <w:pPr>
+        <w:spacing w:after="200"/>
+      </w:pPr>
+      <w:r>
+        <w:t xml:space="preserve">After studying both sides, the International Dolphin Historical Society reached its own verdict, and it is the one they consider the honest reading of the whole period.</w:t>
       </w:r>
     </w:p>
     <w:p>
@@ -286,7 +174,7 @@
           <w:i/>
           <w:iCs/>
         </w:rPr>
-        <w:t xml:space="preserve">The age was not dark. It was only complicated. Humans often confuse the absence of records with the absence of history.</w:t>
+        <w:t xml:space="preserve">The age was not dark. It was only complicated, uneven, and badly named by a poet who was thinking about something else entirely. Humans, watching their own written record thin out in one corner of one continent, mistook the absence of records for the absence of history — and missed the House of Wisdom, the Hagia Sophia, and two continents' worth of civilization still very much in the light.</w:t>
       </w:r>
     </w:p>
     <w:sectPr>

--- a/History/chapters/13 - The Allegedly Dark Ages.docx
+++ b/History/chapters/13 - The Allegedly Dark Ages.docx
@@ -26,7 +26,23 @@
         <w:spacing w:after="200"/>
       </w:pPr>
       <w:r>
-        <w:t xml:space="preserve">After the fall of Rome, Western Europe fragmented into smaller, poorer, and considerably more quarrelsome kingdoms, and humans later gave the centuries that followed a name that has stuck for longer than it deserves to: the Dark Ages. Dolphin historians found the label suspicious from the moment they first heard it, on the reasonable grounds that a period does not go dark just because the paperwork does.</w:t>
+        <w:t xml:space="preserve">After the fall of Rome, Europe fragmented into smaller kingdoms.</w:t>
+      </w:r>
+    </w:p>
+    <w:p>
+      <w:pPr>
+        <w:spacing w:after="200"/>
+      </w:pPr>
+      <w:r>
+        <w:t xml:space="preserve">Humans later called this period the Dark Ages.</w:t>
+      </w:r>
+    </w:p>
+    <w:p>
+      <w:pPr>
+        <w:spacing w:after="200"/>
+      </w:pPr>
+      <w:r>
+        <w:t xml:space="preserve">The dolphins found this suspicious.</w:t>
       </w:r>
     </w:p>
     <w:p>
@@ -38,31 +54,79 @@
           <w:i/>
           <w:iCs/>
         </w:rPr>
-        <w:t xml:space="preserve">“Was it truly dark,” the Society asked, “or were the humans simply missing paperwork?”</w:t>
-      </w:r>
-    </w:p>
-    <w:p>
-      <w:pPr>
-        <w:spacing w:after="200"/>
-      </w:pPr>
-      <w:r>
-        <w:t xml:space="preserve">The honest answer is a little of both. There were, in the former western half of the Roman Empire specifically, fewer surviving written records than during Rome's height, many cities shrank, and long-distance trade contracted in some regions. But the label was never meant to describe the whole planet, or even the whole of Europe, and treating it as though it did is where the myth gets its legs.</w:t>
-      </w:r>
-    </w:p>
-    <w:p>
-      <w:pPr>
-        <w:spacing w:after="200"/>
-      </w:pPr>
-      <w:r>
-        <w:t xml:space="preserve">Constantinople alone should have made the label harder to sustain. The Byzantine emperor Justinian, ruling from 527 to 565, commissioned a systematic compilation of Roman law, the Corpus Juris Civilis, that went on to shape European legal systems for the next fifteen hundred years, and built the Hagia Sophia, completed in 537, whose vast dome remained the largest enclosed interior space anywhere on Earth for the better part of a thousand years. In Baghdad, scholars at the House of Wisdom were doing work that deserves a name, not just a mention: al-Khwarizmi worked there in the 9th century and left behind two words still in daily use, algebra, from the title of his book on solving equations, and algorithm, a Latinized version of his own name. Humans, it should be noted, named a basic unit of modern computing after a mathematician from the middle of their allegedly dark age. Meanwhile India and China continued as thriving, literate, mathematically and artistically productive civilizations that never noticed they were supposed to be participating in anyone else's dark age at all.</w:t>
-      </w:r>
-    </w:p>
-    <w:p>
-      <w:pPr>
-        <w:spacing w:after="200"/>
-      </w:pPr>
-      <w:r>
-        <w:t xml:space="preserve">The label itself has a specific culprit and a much narrower original meaning than students are usually given. The 14th-century Italian poet Petrarch coined it first, and applied it only to what he saw as the loss of classical Latin literary style in the centuries after Rome, not to the era's politics, religion, or science, and not at all to Byzantium, the Islamic world, India, or China, none of which he was thinking about. A phrase invented to describe a decline in one man's preferred prose style went on, several centuries later, to describe an entire hemisphere for a thousand years.</w:t>
+        <w:t xml:space="preserve">“Was it truly dark, or were the humans simply missing paperwork?”</w:t>
+      </w:r>
+    </w:p>
+    <w:p>
+      <w:pPr>
+        <w:spacing w:after="200"/>
+      </w:pPr>
+      <w:r>
+        <w:t xml:space="preserve">There were fewer records than during the Roman Empire, and many cities shrank. Trade became less extensive in some regions.</w:t>
+      </w:r>
+    </w:p>
+    <w:p>
+      <w:pPr>
+        <w:spacing w:after="200"/>
+      </w:pPr>
+      <w:r>
+        <w:t xml:space="preserve">Yet elsewhere, life continued.</w:t>
+      </w:r>
+    </w:p>
+    <w:p>
+      <w:pPr>
+        <w:spacing w:after="200"/>
+      </w:pPr>
+      <w:r>
+        <w:t xml:space="preserve">In Constantinople, emperors governed.</w:t>
+      </w:r>
+    </w:p>
+    <w:p>
+      <w:pPr>
+        <w:spacing w:after="200"/>
+      </w:pPr>
+      <w:r>
+        <w:t xml:space="preserve">In Baghdad, scholars studied mathematics and astronomy.</w:t>
+      </w:r>
+    </w:p>
+    <w:p>
+      <w:pPr>
+        <w:spacing w:after="200"/>
+      </w:pPr>
+      <w:r>
+        <w:t xml:space="preserve">Baghdad's House of Wisdom deserves a name, not just a mention. Al-Khwarizmi worked there in the 9th century and left behind two words still in daily use: algebra, from the title of his book on solving equations, and algorithm, a Latinized version of his own name. Humans, it should be noted, named a basic unit of modern computing after a mathematician from the middle of their allegedly dark age.</w:t>
+      </w:r>
+    </w:p>
+    <w:p>
+      <w:pPr>
+        <w:spacing w:after="200"/>
+      </w:pPr>
+      <w:r>
+        <w:t xml:space="preserve">Constantinople alone should have made the label harder to sustain. The emperor Justinian, ruling from 527 to 565, commissioned a systematic compilation of Roman law, the Corpus Juris Civilis, that went on to shape European legal systems for the next fifteen hundred years, and built the Hagia Sophia, completed in 537, whose vast dome remained the largest enclosed interior space anywhere on Earth for the better part of a thousand years.</w:t>
+      </w:r>
+    </w:p>
+    <w:p>
+      <w:pPr>
+        <w:spacing w:after="200"/>
+      </w:pPr>
+      <w:r>
+        <w:t xml:space="preserve">In India and China, civilizations flourished.</w:t>
+      </w:r>
+    </w:p>
+    <w:p>
+      <w:pPr>
+        <w:spacing w:after="200"/>
+      </w:pPr>
+      <w:r>
+        <w:t xml:space="preserve">The label itself has a specific culprit and a much narrower original meaning than students are usually given. The 14th-century Italian poet Petrarch coined it first, and applied it only to what he saw as the loss of classical Latin literary style in the centuries after Rome, not to the era's politics, religion, or science, and not at all to Byzantium, the Islamic world, India, or China, none of which he was thinking about.</w:t>
+      </w:r>
+    </w:p>
+    <w:p>
+      <w:pPr>
+        <w:spacing w:after="200"/>
+      </w:pPr>
+      <w:r>
+        <w:t xml:space="preserve">The dolphins concluded:</w:t>
       </w:r>
     </w:p>
     <w:p>
@@ -74,15 +138,23 @@
           <w:i/>
           <w:iCs/>
         </w:rPr>
-        <w:t xml:space="preserve">“The oceans,” the dolphins concluded, “did not notice any darkness.”</w:t>
-      </w:r>
-    </w:p>
-    <w:p>
-      <w:pPr>
-        <w:spacing w:after="200"/>
-      </w:pPr>
-      <w:r>
-        <w:t xml:space="preserve">Nor was even Western Europe standing still through this period. Kingdoms formed and reformed, trade slowly expanded again, farming improved with the heavy plow, the water mill, and the horse collar, and, a little later, the first universities appeared. Charlemagne, crowned Holy Roman Emperor in Rome on Christmas Day, 800 CE, gathered scholars from across Europe at his court, the Englishman Alcuin of York chief among them, and standardized a new, clearer handwriting, Carolingian minuscule, whose rounded lowercase letters are the direct ancestors of the ones printed on this page. Charlemagne himself, by his own biographer's account, kept writing tablets under his pillow to practice his letters and never fully mastered the skill.</w:t>
+        <w:t xml:space="preserve">“The oceans did not notice any darkness.”</w:t>
+      </w:r>
+    </w:p>
+    <w:p>
+      <w:pPr>
+        <w:spacing w:after="200"/>
+      </w:pPr>
+      <w:r>
+        <w:t xml:space="preserve">Nor was Europe standing still. Kingdoms formed, trade expanded, farming improved with the heavy plow, the water mill, and the horse collar, and, a little later, universities appeared.</w:t>
+      </w:r>
+    </w:p>
+    <w:p>
+      <w:pPr>
+        <w:spacing w:after="200"/>
+      </w:pPr>
+      <w:r>
+        <w:t xml:space="preserve">Charlemagne, crowned Holy Roman Emperor in Rome on Christmas Day, 800 CE, gathered scholars from across Europe at his court, the Englishman Alcuin of York chief among them, and standardized a new, clearer handwriting, Carolingian minuscule, whose rounded lowercase letters are the direct ancestors of the ones printed on this page. Charlemagne himself, by his own biographer's account, kept writing tablets under his pillow to practice his letters and never fully mastered the skill.</w:t>
       </w:r>
     </w:p>
     <w:p>
@@ -102,7 +174,31 @@
         <w:spacing w:after="200"/>
       </w:pPr>
       <w:r>
-        <w:t xml:space="preserve">The disruption was not entirely a matter of missing paperwork, either. Norse raiders sacked the monastery at Lindisfarne, off the English coast, in 793 CE, a single attack Christian Europe treated for a generation afterward as a sign the world had turned hostile, and Viking raids and settlement continued for the better part of three centuries. Humans, for all the quiet scholarship happening in Baghdad and Constantinople, remained deeply committed to warfare closer to home, and castles rose across the continent as the preferred answer to a dispute. The dolphins found this puzzling.</w:t>
+        <w:t xml:space="preserve">The disruption was not entirely a matter of missing paperwork, either. Norse raiders sacked the monastery at Lindisfarne, off the English coast, in 793 CE, a single attack Christian Europe treated for a generation afterward as a sign the world had turned hostile, and Viking raids and settlement continued for the better part of three centuries.</w:t>
+      </w:r>
+    </w:p>
+    <w:p>
+      <w:pPr>
+        <w:spacing w:after="200"/>
+      </w:pPr>
+      <w:r>
+        <w:t xml:space="preserve">One popular idea about the period is worth correcting directly, since it runs exactly backward. Educated medieval Europeans did not believe the world was flat. The Earth's sphericity, established by Greek astronomers centuries earlier, was standard teaching in medieval universities and never seriously disputed by anyone with an education to lose. The flat-earth myth about the era was largely manufactured in the 19th century, not least by Washington Irving's mostly invented 1828 biography of Columbus, which put a fictional flat-earth argument into the mouths of scholars who had never made one.</w:t>
+      </w:r>
+    </w:p>
+    <w:p>
+      <w:pPr>
+        <w:spacing w:after="200"/>
+      </w:pPr>
+      <w:r>
+        <w:t xml:space="preserve">Humans were, however, still deeply committed to warfare. Castles appeared.</w:t>
+      </w:r>
+    </w:p>
+    <w:p>
+      <w:pPr>
+        <w:spacing w:after="200"/>
+      </w:pPr>
+      <w:r>
+        <w:t xml:space="preserve">The dolphins were confused.</w:t>
       </w:r>
     </w:p>
     <w:p>
@@ -122,15 +218,31 @@
         <w:spacing w:after="200"/>
       </w:pPr>
       <w:r>
-        <w:t xml:space="preserve">One popular idea about the period is worth correcting directly, since it runs exactly backward. Educated medieval Europeans did not believe the world was flat. The Earth's sphericity, established by Greek astronomers centuries earlier, was standard teaching in medieval universities and never seriously disputed by anyone with an education to lose. The flat-earth myth about the era was largely manufactured in the 19th century, not least by Washington Irving's mostly invented 1828 biography of Columbus, which put a fictional flat-earth argument into the mouths of scholars who had never made one.</w:t>
-      </w:r>
-    </w:p>
-    <w:p>
-      <w:pPr>
-        <w:spacing w:after="200"/>
-      </w:pPr>
-      <w:r>
-        <w:t xml:space="preserve">Centuries later, a small number of humans became so dissatisfied with the conventional timeline that they proposed replacing it outright. The mathematician Anatoly Fomenko argued that large stretches of ancient and medieval history had been misdated, and that many events historians place in antiquity actually happened centuries later than believed. Most historians rejected the idea, pointing to archaeological stratigraphy, independent written records from multiple civilizations, radiocarbon dating, and dendrochronology, all of which converge on the conventional dates far too consistently to be the result of a shared, centuries-long clerical error.</w:t>
+        <w:t xml:space="preserve">Centuries later, some humans became so dissatisfied with the traditional story that they proposed radical alternatives.</w:t>
+      </w:r>
+    </w:p>
+    <w:p>
+      <w:pPr>
+        <w:spacing w:after="200"/>
+      </w:pPr>
+      <w:r>
+        <w:t xml:space="preserve">One mathematician, Anatoly Fomenko, argued that large parts of ancient history had been misdated and that the timeline was wrong. He suggested that many events thought to belong to antiquity actually occurred much later.</w:t>
+      </w:r>
+    </w:p>
+    <w:p>
+      <w:pPr>
+        <w:spacing w:after="200"/>
+      </w:pPr>
+      <w:r>
+        <w:t xml:space="preserve">Most historians rejected this idea and pointed to archaeological evidence, written records, radiocarbon dating, and other methods that support the conventional timeline.</w:t>
+      </w:r>
+    </w:p>
+    <w:p>
+      <w:pPr>
+        <w:spacing w:after="200"/>
+      </w:pPr>
+      <w:r>
+        <w:t xml:space="preserve">The dolphins regarded the dispute with amusement.</w:t>
       </w:r>
     </w:p>
     <w:p>
@@ -142,15 +254,15 @@
           <w:i/>
           <w:iCs/>
         </w:rPr>
-        <w:t xml:space="preserve">“Human historians,” the dolphins observed, with evident amusement, “were arguing not merely about what happened, but about when it happened.”</w:t>
-      </w:r>
-    </w:p>
-    <w:p>
-      <w:pPr>
-        <w:spacing w:after="200"/>
-      </w:pPr>
-      <w:r>
-        <w:t xml:space="preserve">After studying both sides, the International Dolphin Historical Society reached its own verdict, and it is the one they consider the honest reading of the whole period.</w:t>
+        <w:t xml:space="preserve">“Human historians were arguing not merely about what happened, but about when it happened.”</w:t>
+      </w:r>
+    </w:p>
+    <w:p>
+      <w:pPr>
+        <w:spacing w:after="200"/>
+      </w:pPr>
+      <w:r>
+        <w:t xml:space="preserve">After studying both sides, the International Dolphin Historical Society reached its own verdict.</w:t>
       </w:r>
     </w:p>
     <w:p>
@@ -174,7 +286,7 @@
           <w:i/>
           <w:iCs/>
         </w:rPr>
-        <w:t xml:space="preserve">The age was not dark. It was only complicated, uneven, and badly named by a poet who was thinking about something else entirely. Humans, watching their own written record thin out in one corner of one continent, mistook the absence of records for the absence of history — and missed the House of Wisdom, the Hagia Sophia, and two continents' worth of civilization still very much in the light.</w:t>
+        <w:t xml:space="preserve">The age was not dark. It was only complicated. Humans often confuse the absence of records with the absence of history.</w:t>
       </w:r>
     </w:p>
     <w:sectPr>
